--- a/文档/04_运营与冷启动/04_开发者日志_自媒体素材库.docx
+++ b/文档/04_运营与冷启动/04_开发者日志_自媒体素材库.docx
@@ -1596,6 +1596,380 @@
         <w:t>📱 可以在相册中展示一键保存下的超高清渐变玻璃拟态打卡海报照片。</w:t>
       </w:r>
     </w:p>
+    <w:p>
+      <w:pPr>
+        <w:spacing w:before="120" w:after="120"/>
+      </w:pPr>
+      <w:r>
+        <w:rPr>
+          <w:color w:val="B4B4B4"/>
+        </w:rPr>
+        <w:t>——————————————————————————————————————————————————</w:t>
+      </w:r>
+    </w:p>
+    <w:p>
+      <w:pPr>
+        <w:pStyle w:val="Heading2"/>
+        <w:keepNext/>
+        <w:spacing w:before="240" w:after="120"/>
+      </w:pPr>
+      <w:r>
+        <w:rPr>
+          <w:rFonts w:ascii="Microsoft YaHei" w:hAnsi="Microsoft YaHei"/>
+          <w:b/>
+          <w:color w:val="2E74B5"/>
+          <w:sz w:val="28"/>
+        </w:rPr>
+      </w:r>
+      <w:r>
+        <w:rPr>
+          <w:rFonts w:ascii="Microsoft YaHei" w:hAnsi="Microsoft YaHei"/>
+          <w:b/>
+          <w:color w:val="2E74B5"/>
+          <w:sz w:val="28"/>
+        </w:rPr>
+        <w:t>📌 【第七期：微信真实快捷登录与对赌积分结算引擎全闭环】 (已完成)</w:t>
+      </w:r>
+    </w:p>
+    <w:p>
+      <w:pPr>
+        <w:pStyle w:val="ListBullet"/>
+        <w:spacing w:after="60"/>
+      </w:pPr>
+      <w:r>
+        <w:rPr>
+          <w:rFonts w:ascii="Microsoft YaHei" w:hAnsi="Microsoft YaHei"/>
+        </w:rPr>
+      </w:r>
+      <w:r>
+        <w:rPr>
+          <w:rFonts w:ascii="Microsoft YaHei" w:hAnsi="Microsoft YaHei"/>
+          <w:b/>
+        </w:rPr>
+        <w:t>发布时机</w:t>
+      </w:r>
+      <w:r>
+        <w:rPr>
+          <w:rFonts w:ascii="Microsoft YaHei" w:hAnsi="Microsoft YaHei"/>
+        </w:rPr>
+        <w:t>：微信真实登录联调成功，对赌契约金积分扣减与胜者均分失败者积分的每日/终期结算引擎全部跑通，通过了端到端 (E2E) 自动化测试。</w:t>
+      </w:r>
+    </w:p>
+    <w:p>
+      <w:pPr>
+        <w:pStyle w:val="ListBullet"/>
+        <w:spacing w:after="60"/>
+      </w:pPr>
+      <w:r>
+        <w:rPr>
+          <w:rFonts w:ascii="Microsoft YaHei" w:hAnsi="Microsoft YaHei"/>
+        </w:rPr>
+      </w:r>
+      <w:r>
+        <w:rPr>
+          <w:rFonts w:ascii="Microsoft YaHei" w:hAnsi="Microsoft YaHei"/>
+          <w:b/>
+        </w:rPr>
+        <w:t>技术成果</w:t>
+      </w:r>
+      <w:r>
+        <w:rPr>
+          <w:rFonts w:ascii="Microsoft YaHei" w:hAnsi="Microsoft YaHei"/>
+        </w:rPr>
+        <w:t>：</w:t>
+      </w:r>
+    </w:p>
+    <w:p>
+      <w:pPr>
+        <w:pStyle w:val="ListNumber"/>
+        <w:spacing w:after="60"/>
+      </w:pPr>
+      <w:r>
+        <w:rPr>
+          <w:rFonts w:ascii="Microsoft YaHei" w:hAnsi="Microsoft YaHei"/>
+        </w:rPr>
+      </w:r>
+      <w:r>
+        <w:rPr>
+          <w:rFonts w:ascii="Microsoft YaHei" w:hAnsi="Microsoft YaHei"/>
+          <w:b/>
+        </w:rPr>
+        <w:t>微信真实登录兼容重构</w:t>
+      </w:r>
+      <w:r>
+        <w:rPr>
+          <w:rFonts w:ascii="Microsoft YaHei" w:hAnsi="Microsoft YaHei"/>
+        </w:rPr>
+        <w:t>：后端引入 `wx.mock` 开关。非 Mock 状态下，小程序端通过 `wx.login` 获取的 `code` 传给后端，后端使用 Java 11 `HttpClient` 向微信官方接口换取真实的 `openid` 完成登录；Mock 开启时，兼容前端传入的模拟 openid 调试，使得真实环境与本地开发工具的游客模式均能完美运行，体验无缝衔接。</w:t>
+      </w:r>
+    </w:p>
+    <w:p>
+      <w:pPr>
+        <w:pStyle w:val="ListNumber"/>
+        <w:spacing w:after="60"/>
+      </w:pPr>
+      <w:r>
+        <w:rPr>
+          <w:rFonts w:ascii="Microsoft YaHei" w:hAnsi="Microsoft YaHei"/>
+        </w:rPr>
+      </w:r>
+      <w:r>
+        <w:rPr>
+          <w:rFonts w:ascii="Microsoft YaHei" w:hAnsi="Microsoft YaHei"/>
+          <w:b/>
+        </w:rPr>
+        <w:t>对赌契约金扣减逻辑</w:t>
+      </w:r>
+      <w:r>
+        <w:rPr>
+          <w:rFonts w:ascii="Microsoft YaHei" w:hAnsi="Microsoft YaHei"/>
+        </w:rPr>
+        <w:t>：每个用户初始持有 1000 契约分。在创建或加入 5 人小队时，系统会自动扣除每人设定的契约积分（默认 100，支持自定义）。若用户积分不足，则拒绝入组并进行友好提示，完美契合“Betting（对赌）”规则。</w:t>
+      </w:r>
+    </w:p>
+    <w:p>
+      <w:pPr>
+        <w:pStyle w:val="ListNumber"/>
+        <w:spacing w:after="60"/>
+      </w:pPr>
+      <w:r>
+        <w:rPr>
+          <w:rFonts w:ascii="Microsoft YaHei" w:hAnsi="Microsoft YaHei"/>
+        </w:rPr>
+      </w:r>
+      <w:r>
+        <w:rPr>
+          <w:rFonts w:ascii="Microsoft YaHei" w:hAnsi="Microsoft YaHei"/>
+          <w:b/>
+        </w:rPr>
+        <w:t>对赌挑战每日与终期结算引擎</w:t>
+      </w:r>
+      <w:r>
+        <w:rPr>
+          <w:rFonts w:ascii="Microsoft YaHei" w:hAnsi="Microsoft YaHei"/>
+        </w:rPr>
+        <w:t>：在 `TeamSettleScheduler` 中实现了核心的积分再分配算法。在挑战终期进行清盘结算：</w:t>
+      </w:r>
+    </w:p>
+    <w:p>
+      <w:pPr>
+        <w:pStyle w:val="ListBullet"/>
+        <w:spacing w:after="60"/>
+      </w:pPr>
+      <w:r>
+        <w:rPr>
+          <w:rFonts w:ascii="Microsoft YaHei" w:hAnsi="Microsoft YaHei"/>
+        </w:rPr>
+      </w:r>
+      <w:r>
+        <w:rPr>
+          <w:rFonts w:ascii="Microsoft YaHei" w:hAnsi="Microsoft YaHei"/>
+          <w:b/>
+        </w:rPr>
+        <w:t>全员成功</w:t>
+      </w:r>
+      <w:r>
+        <w:rPr>
+          <w:rFonts w:ascii="Microsoft YaHei" w:hAnsi="Microsoft YaHei"/>
+        </w:rPr>
+        <w:t>：全额退还各自扣除 the 契约积分。</w:t>
+      </w:r>
+    </w:p>
+    <w:p>
+      <w:pPr>
+        <w:pStyle w:val="ListBullet"/>
+        <w:spacing w:after="60"/>
+      </w:pPr>
+      <w:r>
+        <w:rPr>
+          <w:rFonts w:ascii="Microsoft YaHei" w:hAnsi="Microsoft YaHei"/>
+        </w:rPr>
+      </w:r>
+      <w:r>
+        <w:rPr>
+          <w:rFonts w:ascii="Microsoft YaHei" w:hAnsi="Microsoft YaHei"/>
+          <w:b/>
+        </w:rPr>
+        <w:t>部分失败，部分全勤</w:t>
+      </w:r>
+      <w:r>
+        <w:rPr>
+          <w:rFonts w:ascii="Microsoft YaHei" w:hAnsi="Microsoft YaHei"/>
+        </w:rPr>
+        <w:t>：未全勤的失败成员契约金全部没收，并且没收的积分总和由全勤的成功成员</w:t>
+      </w:r>
+      <w:r>
+        <w:rPr>
+          <w:rFonts w:ascii="Microsoft YaHei" w:hAnsi="Microsoft YaHei"/>
+          <w:b/>
+        </w:rPr>
+        <w:t>均分</w:t>
+      </w:r>
+      <w:r>
+        <w:rPr>
+          <w:rFonts w:ascii="Microsoft YaHei" w:hAnsi="Microsoft YaHei"/>
+        </w:rPr>
+        <w:t>作为奖金！成功成员不仅拿回本金，还能赚得挑战奖金。</w:t>
+      </w:r>
+    </w:p>
+    <w:p>
+      <w:pPr>
+        <w:pStyle w:val="ListBullet"/>
+        <w:spacing w:after="60"/>
+      </w:pPr>
+      <w:r>
+        <w:rPr>
+          <w:rFonts w:ascii="Microsoft YaHei" w:hAnsi="Microsoft YaHei"/>
+        </w:rPr>
+      </w:r>
+      <w:r>
+        <w:rPr>
+          <w:rFonts w:ascii="Microsoft YaHei" w:hAnsi="Microsoft YaHei"/>
+          <w:b/>
+        </w:rPr>
+        <w:t>全员失败</w:t>
+      </w:r>
+      <w:r>
+        <w:rPr>
+          <w:rFonts w:ascii="Microsoft YaHei" w:hAnsi="Microsoft YaHei"/>
+        </w:rPr>
+        <w:t>：所有人的契约金直接没收（归零，进入平台公池）。</w:t>
+      </w:r>
+    </w:p>
+    <w:p>
+      <w:pPr>
+        <w:pStyle w:val="ListNumber"/>
+        <w:spacing w:after="60"/>
+      </w:pPr>
+      <w:r>
+        <w:rPr>
+          <w:rFonts w:ascii="Microsoft YaHei" w:hAnsi="Microsoft YaHei"/>
+        </w:rPr>
+      </w:r>
+      <w:r>
+        <w:rPr>
+          <w:rFonts w:ascii="Microsoft YaHei" w:hAnsi="Microsoft YaHei"/>
+          <w:b/>
+        </w:rPr>
+        <w:t>快速结算测试与模拟端点</w:t>
+      </w:r>
+      <w:r>
+        <w:rPr>
+          <w:rFonts w:ascii="Microsoft YaHei" w:hAnsi="Microsoft YaHei"/>
+        </w:rPr>
+        <w:t>：编写了 `TestSettleController` 控制器，提供单日打卡触发与强制挑战终期结算的接口。无需真实等待 7 天跨天，即可通过 API 瞬间完成一周的模拟打卡与对赌积分结算，为团队开发和真机冒烟提供了极强的调试手段。</w:t>
+      </w:r>
+    </w:p>
+    <w:p>
+      <w:pPr>
+        <w:pStyle w:val="ListNumber"/>
+        <w:spacing w:after="60"/>
+      </w:pPr>
+      <w:r>
+        <w:rPr>
+          <w:rFonts w:ascii="Microsoft YaHei" w:hAnsi="Microsoft YaHei"/>
+        </w:rPr>
+      </w:r>
+      <w:r>
+        <w:rPr>
+          <w:rFonts w:ascii="Microsoft YaHei" w:hAnsi="Microsoft YaHei"/>
+          <w:b/>
+        </w:rPr>
+        <w:t>全局登录与积分前端绑定</w:t>
+      </w:r>
+      <w:r>
+        <w:rPr>
+          <w:rFonts w:ascii="Microsoft YaHei" w:hAnsi="Microsoft YaHei"/>
+        </w:rPr>
+        <w:t>：在小程序 `app.js` 里完成了全局唯一登录 `login(callback)` 的封装，并在个人中心卡片中动态绑定并渲染了用户的当前“契约积分: XXX pts”，在小队打卡页绑定了基于小队单人契约金等比换算出来的“小队总积分池”。</w:t>
+      </w:r>
+    </w:p>
+    <w:p>
+      <w:pPr>
+        <w:pStyle w:val="ListBullet"/>
+        <w:spacing w:after="60"/>
+      </w:pPr>
+      <w:r>
+        <w:rPr>
+          <w:rFonts w:ascii="Microsoft YaHei" w:hAnsi="Microsoft YaHei"/>
+        </w:rPr>
+      </w:r>
+      <w:r>
+        <w:rPr>
+          <w:rFonts w:ascii="Microsoft YaHei" w:hAnsi="Microsoft YaHei"/>
+          <w:b/>
+        </w:rPr>
+        <w:t>研发故事/槽点</w:t>
+      </w:r>
+      <w:r>
+        <w:rPr>
+          <w:rFonts w:ascii="Microsoft YaHei" w:hAnsi="Microsoft YaHei"/>
+        </w:rPr>
+        <w:t>：</w:t>
+      </w:r>
+    </w:p>
+    <w:p>
+      <w:pPr>
+        <w:pStyle w:val="ListBullet"/>
+        <w:spacing w:after="60"/>
+      </w:pPr>
+      <w:r>
+        <w:rPr>
+          <w:rFonts w:ascii="Microsoft YaHei" w:hAnsi="Microsoft YaHei"/>
+        </w:rPr>
+        <w:t>*对赌的魅力*：之前设计的积分池是个假数值（硬编码 500）。今天把结算引擎写完后，在本地起了一个测试脚本，注册了 3 个虚拟账号，让 A 和 B 坚持打卡，让 C 在第 3 天吃了一顿 2500 大卡的炸鸡（故意超标）。最后调用强制结算接口，看着 A 和 B 拿回本金 150 并额外平分了 C 输掉的 150 积分（各得 225 积分，增加了 75 奖金），而 C 的积分血亏只剩下 850。这套积分流转证明成功的一瞬间，感觉我们的自律对赌小程序终于玩真的了！社交趣味性直接拉满，我已经迫不及待想邀请朋友来建房对赌了！</w:t>
+      </w:r>
+    </w:p>
+    <w:p>
+      <w:pPr>
+        <w:pStyle w:val="ListBullet"/>
+        <w:spacing w:after="60"/>
+      </w:pPr>
+      <w:r>
+        <w:rPr>
+          <w:rFonts w:ascii="Microsoft YaHei" w:hAnsi="Microsoft YaHei"/>
+        </w:rPr>
+      </w:r>
+      <w:r>
+        <w:rPr>
+          <w:rFonts w:ascii="Microsoft YaHei" w:hAnsi="Microsoft YaHei"/>
+          <w:b/>
+        </w:rPr>
+        <w:t>可用配图 (路径)</w:t>
+      </w:r>
+      <w:r>
+        <w:rPr>
+          <w:rFonts w:ascii="Microsoft YaHei" w:hAnsi="Microsoft YaHei"/>
+        </w:rPr>
+        <w:t>：</w:t>
+      </w:r>
+    </w:p>
+    <w:p>
+      <w:pPr>
+        <w:pStyle w:val="ListBullet"/>
+        <w:spacing w:after="60"/>
+      </w:pPr>
+      <w:r>
+        <w:rPr>
+          <w:rFonts w:ascii="Microsoft YaHei" w:hAnsi="Microsoft YaHei"/>
+        </w:rPr>
+        <w:t xml:space="preserve">💻 可以在 IDE 中展示 </w:t>
+      </w:r>
+      <w:r>
+        <w:rPr>
+          <w:rFonts w:ascii="Microsoft YaHei" w:hAnsi="Microsoft YaHei"/>
+          <w:color w:val="003399"/>
+          <w:u w:val="single"/>
+        </w:rPr>
+        <w:t>TeamSettleScheduler.java (file:///d:/heming/shike/shike-backend/src/main/java/com/shike/scheduler/TeamSettleScheduler.java)</w:t>
+      </w:r>
+      <w:r>
+        <w:rPr>
+          <w:rFonts w:ascii="Microsoft YaHei" w:hAnsi="Microsoft YaHei"/>
+        </w:rPr>
+        <w:t xml:space="preserve"> 里的对赌结算积分分发算法，或者展示控制台端到端测试输出 `[SUCCESS] E2E TEST SUCCESS: Points redistributed flawlessly!` 的截图。</w:t>
+      </w:r>
+    </w:p>
     <w:sectPr>
       <w:pgSz w:w="12240" w:h="15840"/>
       <w:pgMar w:top="1440" w:right="1440" w:bottom="1440" w:left="1440" w:header="720" w:footer="720" w:gutter="0"/>
